--- a/templates/office/Phase5_시스템배포_및_롤백런북.docx
+++ b/templates/office/Phase5_시스템배포_및_롤백런북.docx
@@ -3,150 +3,101 @@
 <w:document xmlns:wpc="http://schemas.microsoft.com/office/word/2010/wordprocessingCanvas" xmlns:mo="http://schemas.microsoft.com/office/mac/office/2008/main" xmlns:mc="http://schemas.openxmlformats.org/markup-compatibility/2006" xmlns:mv="urn:schemas-microsoft-com:mac:vml" xmlns:o="urn:schemas-microsoft-com:office:office" xmlns:r="http://schemas.openxmlformats.org/officeDocument/2006/relationships" xmlns:m="http://schemas.openxmlformats.org/officeDocument/2006/math" xmlns:v="urn:schemas-microsoft-com:vml" xmlns:wp14="http://schemas.microsoft.com/office/word/2010/wordprocessingDrawing" xmlns:wp="http://schemas.openxmlformats.org/drawingml/2006/wordprocessingDrawing" xmlns:w10="urn:schemas-microsoft-com:office:word" xmlns:w="http://schemas.openxmlformats.org/wordprocessingml/2006/main" xmlns:w14="http://schemas.microsoft.com/office/word/2010/wordml" xmlns:wpg="http://schemas.microsoft.com/office/word/2010/wordprocessingGroup" xmlns:wpi="http://schemas.microsoft.com/office/word/2010/wordprocessingInk" xmlns:wne="http://schemas.microsoft.com/office/word/2006/wordml" xmlns:wps="http://schemas.microsoft.com/office/word/2010/wordprocessingShape" mc:Ignorable="w14 wp14">
   <w:body>
     <w:p>
-      <w:pPr>
-        <w:jc w:val="center"/>
-      </w:pPr>
       <w:r>
         <w:rPr>
-          <w:rFonts w:ascii="Malgun Gothic" w:hAnsi="Malgun Gothic"/>
+          <w:rFonts w:ascii="맑은 고딕" w:hAnsi="맑은 고딕" w:eastAsia="맑은 고딕"/>
           <w:b/>
-          <w:color w:val="1E293B"/>
-          <w:sz w:val="36"/>
+          <w:color w:val="2563EB"/>
+          <w:sz w:val="17"/>
         </w:rPr>
-        <w:t>시스템 상용 배포 계획서 및 비상 롤백 런북</w:t>
+        <w:t>[엠파시 엔터프라이즈 표준 사업관리 서식] 문서번호: EMP-DOC-P5-01 | 사업명: 한빛글로벌 SyncGuard AI 시스템 구축</w:t>
       </w:r>
     </w:p>
     <w:p>
-      <w:pPr>
-        <w:jc w:val="center"/>
-      </w:pPr>
       <w:r>
         <w:rPr>
-          <w:rFonts w:ascii="Malgun Gothic" w:hAnsi="Malgun Gothic"/>
-          <w:color w:val="64748B"/>
+          <w:rFonts w:ascii="맑은 고딕" w:hAnsi="맑은 고딕" w:eastAsia="맑은 고딕"/>
+          <w:b/>
+          <w:color w:val="0F172A"/>
+          <w:sz w:val="36"/>
+        </w:rPr>
+        <w:t>시스템 상용 배포 계획서 및 비상 롤백 런북 (Cut-over Runbook)</w:t>
+      </w:r>
+    </w:p>
+    <w:p>
+      <w:r>
+        <w:rPr>
+          <w:rFonts w:ascii="맑은 고딕" w:hAnsi="맑은 고딕" w:eastAsia="맑은 고딕"/>
+          <w:b w:val="0"/>
+          <w:color w:val="475569"/>
           <w:sz w:val="21"/>
         </w:rPr>
-        <w:t>컷오버(Cut-over) 타임라인, 단계별 실행 명령어 및 비상 복구 절차</w:t>
-      </w:r>
-    </w:p>
-    <w:p/>
-    <w:p>
-      <w:pPr>
-        <w:spacing w:before="160" w:after="80"/>
-      </w:pPr>
-      <w:r>
-        <w:rPr>
-          <w:rFonts w:ascii="Malgun Gothic" w:hAnsi="Malgun Gothic"/>
-          <w:b/>
-          <w:color w:val="2563EB"/>
-          <w:sz w:val="26"/>
-        </w:rPr>
-        <w:t>1. 컷오버 D-Day 타임라인</w:t>
+        <w:t>SyncGuard AI 상용 환경(AWS EKS PRD) 무중단 컷오버 타임라인, 실행 명령어 및 15분 내 비상 롤백 절차서</w:t>
       </w:r>
     </w:p>
     <w:tbl>
       <w:tblPr>
+        <w:tblStyle w:val="TableGrid"/>
         <w:tblW w:type="auto" w:w="0"/>
         <w:jc w:val="center"/>
-        <w:tblLayout w:type="autofit"/>
         <w:tblLook w:firstColumn="1" w:firstRow="1" w:lastColumn="0" w:lastRow="0" w:noHBand="0" w:noVBand="1" w:val="04A0"/>
       </w:tblPr>
       <w:tblGrid>
-        <w:gridCol w:w="2340"/>
-        <w:gridCol w:w="2340"/>
-        <w:gridCol w:w="2340"/>
-        <w:gridCol w:w="2340"/>
+        <w:gridCol w:w="4896"/>
+        <w:gridCol w:w="4896"/>
       </w:tblGrid>
       <w:tr>
         <w:tc>
           <w:tcPr>
-            <w:tcW w:type="dxa" w:w="2340"/>
+            <w:tcW w:type="dxa" w:w="4896"/>
+            <w:shd w:fill="1B365D"/>
             <w:tcMar>
-              <w:top w:w="100" w:type="dxa"/>
-              <w:bottom w:w="100" w:type="dxa"/>
-              <w:left w:w="130" w:type="dxa"/>
-              <w:right w:w="130" w:type="dxa"/>
+              <w:top w:w="110" w:type="dxa"/>
+              <w:bottom w:w="110" w:type="dxa"/>
+              <w:left w:w="140" w:type="dxa"/>
+              <w:right w:w="140" w:type="dxa"/>
             </w:tcMar>
-            <w:shd w:fill="1E293B"/>
           </w:tcPr>
           <w:p>
+            <w:pPr>
+              <w:jc w:val="center"/>
+            </w:pPr>
+            <w:r/>
             <w:r>
               <w:rPr>
-                <w:rFonts w:ascii="Malgun Gothic" w:hAnsi="Malgun Gothic"/>
+                <w:rFonts w:ascii="맑은 고딕" w:hAnsi="맑은 고딕" w:eastAsia="맑은 고딕"/>
                 <w:b/>
                 <w:color w:val="FFFFFF"/>
-                <w:sz w:val="18"/>
+                <w:sz w:val="19"/>
               </w:rPr>
-              <w:t>시간대 (D-Day)</w:t>
+              <w:t>구분</w:t>
             </w:r>
           </w:p>
         </w:tc>
         <w:tc>
           <w:tcPr>
-            <w:tcW w:type="dxa" w:w="2340"/>
+            <w:tcW w:type="dxa" w:w="4896"/>
+            <w:shd w:fill="1B365D"/>
             <w:tcMar>
-              <w:top w:w="100" w:type="dxa"/>
-              <w:bottom w:w="100" w:type="dxa"/>
-              <w:left w:w="130" w:type="dxa"/>
-              <w:right w:w="130" w:type="dxa"/>
+              <w:top w:w="110" w:type="dxa"/>
+              <w:bottom w:w="110" w:type="dxa"/>
+              <w:left w:w="140" w:type="dxa"/>
+              <w:right w:w="140" w:type="dxa"/>
             </w:tcMar>
-            <w:shd w:fill="1E293B"/>
           </w:tcPr>
           <w:p>
+            <w:pPr>
+              <w:jc w:val="center"/>
+            </w:pPr>
+            <w:r/>
             <w:r>
               <w:rPr>
-                <w:rFonts w:ascii="Malgun Gothic" w:hAnsi="Malgun Gothic"/>
+                <w:rFonts w:ascii="맑은 고딕" w:hAnsi="맑은 고딕" w:eastAsia="맑은 고딕"/>
                 <w:b/>
                 <w:color w:val="FFFFFF"/>
-                <w:sz w:val="18"/>
+                <w:sz w:val="19"/>
               </w:rPr>
-              <w:t>작업 내용</w:t>
-            </w:r>
-          </w:p>
-        </w:tc>
-        <w:tc>
-          <w:tcPr>
-            <w:tcW w:type="dxa" w:w="2340"/>
-            <w:tcMar>
-              <w:top w:w="100" w:type="dxa"/>
-              <w:bottom w:w="100" w:type="dxa"/>
-              <w:left w:w="130" w:type="dxa"/>
-              <w:right w:w="130" w:type="dxa"/>
-            </w:tcMar>
-            <w:shd w:fill="1E293B"/>
-          </w:tcPr>
-          <w:p>
-            <w:r>
-              <w:rPr>
-                <w:rFonts w:ascii="Malgun Gothic" w:hAnsi="Malgun Gothic"/>
-                <w:b/>
-                <w:color w:val="FFFFFF"/>
-                <w:sz w:val="18"/>
-              </w:rPr>
-              <w:t>수행 담당자</w:t>
-            </w:r>
-          </w:p>
-        </w:tc>
-        <w:tc>
-          <w:tcPr>
-            <w:tcW w:type="dxa" w:w="2340"/>
-            <w:tcMar>
-              <w:top w:w="100" w:type="dxa"/>
-              <w:bottom w:w="100" w:type="dxa"/>
-              <w:left w:w="130" w:type="dxa"/>
-              <w:right w:w="130" w:type="dxa"/>
-            </w:tcMar>
-            <w:shd w:fill="1E293B"/>
-          </w:tcPr>
-          <w:p>
-            <w:r>
-              <w:rPr>
-                <w:rFonts w:ascii="Malgun Gothic" w:hAnsi="Malgun Gothic"/>
-                <w:b/>
-                <w:color w:val="FFFFFF"/>
-                <w:sz w:val="18"/>
-              </w:rPr>
-              <w:t>검증 기준</w:t>
+              <w:t>상세 내용</w:t>
             </w:r>
           </w:p>
         </w:tc>
@@ -154,89 +105,49 @@
       <w:tr>
         <w:tc>
           <w:tcPr>
-            <w:tcW w:type="dxa" w:w="2340"/>
+            <w:tcW w:type="dxa" w:w="4896"/>
+            <w:shd w:fill="EFF6FF"/>
             <w:tcMar>
-              <w:top w:w="100" w:type="dxa"/>
-              <w:bottom w:w="100" w:type="dxa"/>
-              <w:left w:w="130" w:type="dxa"/>
-              <w:right w:w="130" w:type="dxa"/>
+              <w:top w:w="90" w:type="dxa"/>
+              <w:bottom w:w="90" w:type="dxa"/>
+              <w:left w:w="140" w:type="dxa"/>
+              <w:right w:w="140" w:type="dxa"/>
             </w:tcMar>
-            <w:shd w:fill="F8FAFC"/>
           </w:tcPr>
           <w:p>
+            <w:r/>
             <w:r>
               <w:rPr>
-                <w:rFonts w:ascii="Malgun Gothic" w:hAnsi="Malgun Gothic"/>
-                <w:color w:val="334155"/>
-                <w:sz w:val="18"/>
+                <w:rFonts w:ascii="맑은 고딕" w:hAnsi="맑은 고딕" w:eastAsia="맑은 고딕"/>
+                <w:b/>
+                <w:color w:val="1E293B"/>
+                <w:sz w:val="19"/>
               </w:rPr>
-              <w:t>22:00 ~ 22:30</w:t>
+              <w:t>사업명</w:t>
             </w:r>
           </w:p>
         </w:tc>
         <w:tc>
           <w:tcPr>
-            <w:tcW w:type="dxa" w:w="2340"/>
+            <w:tcW w:type="dxa" w:w="4896"/>
+            <w:shd w:fill="FFFFFF"/>
             <w:tcMar>
-              <w:top w:w="100" w:type="dxa"/>
-              <w:bottom w:w="100" w:type="dxa"/>
-              <w:left w:w="130" w:type="dxa"/>
-              <w:right w:w="130" w:type="dxa"/>
+              <w:top w:w="90" w:type="dxa"/>
+              <w:bottom w:w="90" w:type="dxa"/>
+              <w:left w:w="140" w:type="dxa"/>
+              <w:right w:w="140" w:type="dxa"/>
             </w:tcMar>
-            <w:shd w:fill="F8FAFC"/>
           </w:tcPr>
           <w:p>
+            <w:r/>
             <w:r>
               <w:rPr>
-                <w:rFonts w:ascii="Malgun Gothic" w:hAnsi="Malgun Gothic"/>
-                <w:color w:val="334155"/>
-                <w:sz w:val="18"/>
+                <w:rFonts w:ascii="맑은 고딕" w:hAnsi="맑은 고딕" w:eastAsia="맑은 고딕"/>
+                <w:b w:val="0"/>
+                <w:color w:val="1E293B"/>
+                <w:sz w:val="19"/>
               </w:rPr>
-              <w:t>기존 레거시 시스템 쓰기 잠금(Read-Only) 및 점검 공지</w:t>
-            </w:r>
-          </w:p>
-        </w:tc>
-        <w:tc>
-          <w:tcPr>
-            <w:tcW w:type="dxa" w:w="2340"/>
-            <w:tcMar>
-              <w:top w:w="100" w:type="dxa"/>
-              <w:bottom w:w="100" w:type="dxa"/>
-              <w:left w:w="130" w:type="dxa"/>
-              <w:right w:w="130" w:type="dxa"/>
-            </w:tcMar>
-            <w:shd w:fill="F8FAFC"/>
-          </w:tcPr>
-          <w:p>
-            <w:r>
-              <w:rPr>
-                <w:rFonts w:ascii="Malgun Gothic" w:hAnsi="Malgun Gothic"/>
-                <w:color w:val="334155"/>
-                <w:sz w:val="18"/>
-              </w:rPr>
-              <w:t>운영DBA</w:t>
-            </w:r>
-          </w:p>
-        </w:tc>
-        <w:tc>
-          <w:tcPr>
-            <w:tcW w:type="dxa" w:w="2340"/>
-            <w:tcMar>
-              <w:top w:w="100" w:type="dxa"/>
-              <w:bottom w:w="100" w:type="dxa"/>
-              <w:left w:w="130" w:type="dxa"/>
-              <w:right w:w="130" w:type="dxa"/>
-            </w:tcMar>
-            <w:shd w:fill="F8FAFC"/>
-          </w:tcPr>
-          <w:p>
-            <w:r>
-              <w:rPr>
-                <w:rFonts w:ascii="Malgun Gothic" w:hAnsi="Malgun Gothic"/>
-                <w:color w:val="334155"/>
-                <w:sz w:val="18"/>
-              </w:rPr>
-              <w:t>신규 트랜잭션 차단 확인</w:t>
+              <w:t>SyncGuard AI — 엔터프라이즈 AI 콘텐츠·규제 심의 자동화 시스템 구축 사업</w:t>
             </w:r>
           </w:p>
         </w:tc>
@@ -244,21 +155,703 @@
       <w:tr>
         <w:tc>
           <w:tcPr>
-            <w:tcW w:type="dxa" w:w="2340"/>
+            <w:tcW w:type="dxa" w:w="4896"/>
+            <w:shd w:fill="EFF6FF"/>
             <w:tcMar>
-              <w:top w:w="100" w:type="dxa"/>
-              <w:bottom w:w="100" w:type="dxa"/>
-              <w:left w:w="130" w:type="dxa"/>
-              <w:right w:w="130" w:type="dxa"/>
+              <w:top w:w="90" w:type="dxa"/>
+              <w:bottom w:w="90" w:type="dxa"/>
+              <w:left w:w="140" w:type="dxa"/>
+              <w:right w:w="140" w:type="dxa"/>
             </w:tcMar>
-            <w:shd w:fill="FFFFFF"/>
           </w:tcPr>
           <w:p>
+            <w:r/>
             <w:r>
               <w:rPr>
-                <w:rFonts w:ascii="Malgun Gothic" w:hAnsi="Malgun Gothic"/>
-                <w:color w:val="334155"/>
-                <w:sz w:val="18"/>
+                <w:rFonts w:ascii="맑은 고딕" w:hAnsi="맑은 고딕" w:eastAsia="맑은 고딕"/>
+                <w:b/>
+                <w:color w:val="1E293B"/>
+                <w:sz w:val="19"/>
+              </w:rPr>
+              <w:t>상용 컷오버 일시</w:t>
+            </w:r>
+          </w:p>
+        </w:tc>
+        <w:tc>
+          <w:tcPr>
+            <w:tcW w:type="dxa" w:w="4896"/>
+            <w:shd w:fill="F8FAFC"/>
+            <w:tcMar>
+              <w:top w:w="90" w:type="dxa"/>
+              <w:bottom w:w="90" w:type="dxa"/>
+              <w:left w:w="140" w:type="dxa"/>
+              <w:right w:w="140" w:type="dxa"/>
+            </w:tcMar>
+          </w:tcPr>
+          <w:p>
+            <w:r/>
+            <w:r>
+              <w:rPr>
+                <w:rFonts w:ascii="맑은 고딕" w:hAnsi="맑은 고딕" w:eastAsia="맑은 고딕"/>
+                <w:b w:val="0"/>
+                <w:color w:val="1E293B"/>
+                <w:sz w:val="19"/>
+              </w:rPr>
+              <w:t>2026년 10월 29일(목) 20:00 ~ 2026년 10월 30일(금) 01:00 (총 5시간)</w:t>
+            </w:r>
+          </w:p>
+        </w:tc>
+      </w:tr>
+      <w:tr>
+        <w:tc>
+          <w:tcPr>
+            <w:tcW w:type="dxa" w:w="4896"/>
+            <w:shd w:fill="EFF6FF"/>
+            <w:tcMar>
+              <w:top w:w="90" w:type="dxa"/>
+              <w:bottom w:w="90" w:type="dxa"/>
+              <w:left w:w="140" w:type="dxa"/>
+              <w:right w:w="140" w:type="dxa"/>
+            </w:tcMar>
+          </w:tcPr>
+          <w:p>
+            <w:r/>
+            <w:r>
+              <w:rPr>
+                <w:rFonts w:ascii="맑은 고딕" w:hAnsi="맑은 고딕" w:eastAsia="맑은 고딕"/>
+                <w:b/>
+                <w:color w:val="1E293B"/>
+                <w:sz w:val="19"/>
+              </w:rPr>
+              <w:t>배포 대상 환경</w:t>
+            </w:r>
+          </w:p>
+        </w:tc>
+        <w:tc>
+          <w:tcPr>
+            <w:tcW w:type="dxa" w:w="4896"/>
+            <w:shd w:fill="FFFFFF"/>
+            <w:tcMar>
+              <w:top w:w="90" w:type="dxa"/>
+              <w:bottom w:w="90" w:type="dxa"/>
+              <w:left w:w="140" w:type="dxa"/>
+              <w:right w:w="140" w:type="dxa"/>
+            </w:tcMar>
+          </w:tcPr>
+          <w:p>
+            <w:r/>
+            <w:r>
+              <w:rPr>
+                <w:rFonts w:ascii="맑은 고딕" w:hAnsi="맑은 고딕" w:eastAsia="맑은 고딕"/>
+                <w:b w:val="0"/>
+                <w:color w:val="1E293B"/>
+                <w:sz w:val="19"/>
+              </w:rPr>
+              <w:t>AWS 서울 리전 상용 VPC (EKS PRD 클러스터, RDS PostgreSQL 16 Multi-AZ, ElastiCache Redis)</w:t>
+            </w:r>
+          </w:p>
+        </w:tc>
+      </w:tr>
+      <w:tr>
+        <w:tc>
+          <w:tcPr>
+            <w:tcW w:type="dxa" w:w="4896"/>
+            <w:shd w:fill="EFF6FF"/>
+            <w:tcMar>
+              <w:top w:w="90" w:type="dxa"/>
+              <w:bottom w:w="90" w:type="dxa"/>
+              <w:left w:w="140" w:type="dxa"/>
+              <w:right w:w="140" w:type="dxa"/>
+            </w:tcMar>
+          </w:tcPr>
+          <w:p>
+            <w:r/>
+            <w:r>
+              <w:rPr>
+                <w:rFonts w:ascii="맑은 고딕" w:hAnsi="맑은 고딕" w:eastAsia="맑은 고딕"/>
+                <w:b/>
+                <w:color w:val="1E293B"/>
+                <w:sz w:val="19"/>
+              </w:rPr>
+              <w:t>비상 롤백 골든타임</w:t>
+            </w:r>
+          </w:p>
+        </w:tc>
+        <w:tc>
+          <w:tcPr>
+            <w:tcW w:type="dxa" w:w="4896"/>
+            <w:shd w:fill="F8FAFC"/>
+            <w:tcMar>
+              <w:top w:w="90" w:type="dxa"/>
+              <w:bottom w:w="90" w:type="dxa"/>
+              <w:left w:w="140" w:type="dxa"/>
+              <w:right w:w="140" w:type="dxa"/>
+            </w:tcMar>
+          </w:tcPr>
+          <w:p>
+            <w:r/>
+            <w:r>
+              <w:rPr>
+                <w:rFonts w:ascii="맑은 고딕" w:hAnsi="맑은 고딕" w:eastAsia="맑은 고딕"/>
+                <w:b w:val="0"/>
+                <w:color w:val="1E293B"/>
+                <w:sz w:val="19"/>
+              </w:rPr>
+              <w:t>00:00 기준 스모크 테스트 실패 시 15분 이내 DNS/Ingress 구버전 전환 및 DB 스냅샷 복원</w:t>
+            </w:r>
+          </w:p>
+        </w:tc>
+      </w:tr>
+    </w:tbl>
+    <w:p/>
+    <w:p>
+      <w:r>
+        <w:rPr>
+          <w:rFonts w:ascii="맑은 고딕" w:hAnsi="맑은 고딕" w:eastAsia="맑은 고딕"/>
+          <w:b/>
+          <w:color w:val="1B365D"/>
+          <w:sz w:val="25"/>
+        </w:rPr>
+        <w:t>1. 컷오버(Cut-over) D-Day 시간대별 실행 런북</w:t>
+      </w:r>
+    </w:p>
+    <w:tbl>
+      <w:tblPr>
+        <w:tblStyle w:val="TableGrid"/>
+        <w:tblW w:type="auto" w:w="0"/>
+        <w:jc w:val="center"/>
+        <w:tblLook w:firstColumn="1" w:firstRow="1" w:lastColumn="0" w:lastRow="0" w:noHBand="0" w:noVBand="1" w:val="04A0"/>
+      </w:tblPr>
+      <w:tblGrid>
+        <w:gridCol w:w="1958"/>
+        <w:gridCol w:w="1958"/>
+        <w:gridCol w:w="1958"/>
+        <w:gridCol w:w="1958"/>
+        <w:gridCol w:w="1958"/>
+      </w:tblGrid>
+      <w:tr>
+        <w:tc>
+          <w:tcPr>
+            <w:tcW w:type="dxa" w:w="1958"/>
+            <w:shd w:fill="1B365D"/>
+            <w:tcMar>
+              <w:top w:w="110" w:type="dxa"/>
+              <w:bottom w:w="110" w:type="dxa"/>
+              <w:left w:w="140" w:type="dxa"/>
+              <w:right w:w="140" w:type="dxa"/>
+            </w:tcMar>
+          </w:tcPr>
+          <w:p>
+            <w:pPr>
+              <w:jc w:val="center"/>
+            </w:pPr>
+            <w:r/>
+            <w:r>
+              <w:rPr>
+                <w:rFonts w:ascii="맑은 고딕" w:hAnsi="맑은 고딕" w:eastAsia="맑은 고딕"/>
+                <w:b/>
+                <w:color w:val="FFFFFF"/>
+                <w:sz w:val="19"/>
+              </w:rPr>
+              <w:t>시간대</w:t>
+            </w:r>
+          </w:p>
+        </w:tc>
+        <w:tc>
+          <w:tcPr>
+            <w:tcW w:type="dxa" w:w="1958"/>
+            <w:shd w:fill="1B365D"/>
+            <w:tcMar>
+              <w:top w:w="110" w:type="dxa"/>
+              <w:bottom w:w="110" w:type="dxa"/>
+              <w:left w:w="140" w:type="dxa"/>
+              <w:right w:w="140" w:type="dxa"/>
+            </w:tcMar>
+          </w:tcPr>
+          <w:p>
+            <w:pPr>
+              <w:jc w:val="center"/>
+            </w:pPr>
+            <w:r/>
+            <w:r>
+              <w:rPr>
+                <w:rFonts w:ascii="맑은 고딕" w:hAnsi="맑은 고딕" w:eastAsia="맑은 고딕"/>
+                <w:b/>
+                <w:color w:val="FFFFFF"/>
+                <w:sz w:val="19"/>
+              </w:rPr>
+              <w:t>단계</w:t>
+            </w:r>
+          </w:p>
+        </w:tc>
+        <w:tc>
+          <w:tcPr>
+            <w:tcW w:type="dxa" w:w="1958"/>
+            <w:shd w:fill="1B365D"/>
+            <w:tcMar>
+              <w:top w:w="110" w:type="dxa"/>
+              <w:bottom w:w="110" w:type="dxa"/>
+              <w:left w:w="140" w:type="dxa"/>
+              <w:right w:w="140" w:type="dxa"/>
+            </w:tcMar>
+          </w:tcPr>
+          <w:p>
+            <w:pPr>
+              <w:jc w:val="center"/>
+            </w:pPr>
+            <w:r/>
+            <w:r>
+              <w:rPr>
+                <w:rFonts w:ascii="맑은 고딕" w:hAnsi="맑은 고딕" w:eastAsia="맑은 고딕"/>
+                <w:b/>
+                <w:color w:val="FFFFFF"/>
+                <w:sz w:val="19"/>
+              </w:rPr>
+              <w:t>세부 실행 작업 및 표준 명령어 요약</w:t>
+            </w:r>
+          </w:p>
+        </w:tc>
+        <w:tc>
+          <w:tcPr>
+            <w:tcW w:type="dxa" w:w="1958"/>
+            <w:shd w:fill="1B365D"/>
+            <w:tcMar>
+              <w:top w:w="110" w:type="dxa"/>
+              <w:bottom w:w="110" w:type="dxa"/>
+              <w:left w:w="140" w:type="dxa"/>
+              <w:right w:w="140" w:type="dxa"/>
+            </w:tcMar>
+          </w:tcPr>
+          <w:p>
+            <w:pPr>
+              <w:jc w:val="center"/>
+            </w:pPr>
+            <w:r/>
+            <w:r>
+              <w:rPr>
+                <w:rFonts w:ascii="맑은 고딕" w:hAnsi="맑은 고딕" w:eastAsia="맑은 고딕"/>
+                <w:b/>
+                <w:color w:val="FFFFFF"/>
+                <w:sz w:val="19"/>
+              </w:rPr>
+              <w:t>담당자</w:t>
+            </w:r>
+          </w:p>
+        </w:tc>
+        <w:tc>
+          <w:tcPr>
+            <w:tcW w:type="dxa" w:w="1958"/>
+            <w:shd w:fill="1B365D"/>
+            <w:tcMar>
+              <w:top w:w="110" w:type="dxa"/>
+              <w:bottom w:w="110" w:type="dxa"/>
+              <w:left w:w="140" w:type="dxa"/>
+              <w:right w:w="140" w:type="dxa"/>
+            </w:tcMar>
+          </w:tcPr>
+          <w:p>
+            <w:pPr>
+              <w:jc w:val="center"/>
+            </w:pPr>
+            <w:r/>
+            <w:r>
+              <w:rPr>
+                <w:rFonts w:ascii="맑은 고딕" w:hAnsi="맑은 고딕" w:eastAsia="맑은 고딕"/>
+                <w:b/>
+                <w:color w:val="FFFFFF"/>
+                <w:sz w:val="19"/>
+              </w:rPr>
+              <w:t>완료 판정 기준</w:t>
+            </w:r>
+          </w:p>
+        </w:tc>
+      </w:tr>
+      <w:tr>
+        <w:tc>
+          <w:tcPr>
+            <w:tcW w:type="dxa" w:w="1958"/>
+            <w:shd w:fill="FFFFFF"/>
+            <w:tcMar>
+              <w:top w:w="90" w:type="dxa"/>
+              <w:bottom w:w="90" w:type="dxa"/>
+              <w:left w:w="140" w:type="dxa"/>
+              <w:right w:w="140" w:type="dxa"/>
+            </w:tcMar>
+          </w:tcPr>
+          <w:p>
+            <w:r/>
+            <w:r>
+              <w:rPr>
+                <w:rFonts w:ascii="맑은 고딕" w:hAnsi="맑은 고딕" w:eastAsia="맑은 고딕"/>
+                <w:b w:val="0"/>
+                <w:color w:val="1E293B"/>
+                <w:sz w:val="19"/>
+              </w:rPr>
+              <w:t>20:00 ~ 20:30</w:t>
+            </w:r>
+          </w:p>
+        </w:tc>
+        <w:tc>
+          <w:tcPr>
+            <w:tcW w:type="dxa" w:w="1958"/>
+            <w:shd w:fill="FFFFFF"/>
+            <w:tcMar>
+              <w:top w:w="90" w:type="dxa"/>
+              <w:bottom w:w="90" w:type="dxa"/>
+              <w:left w:w="140" w:type="dxa"/>
+              <w:right w:w="140" w:type="dxa"/>
+            </w:tcMar>
+          </w:tcPr>
+          <w:p>
+            <w:r/>
+            <w:r>
+              <w:rPr>
+                <w:rFonts w:ascii="맑은 고딕" w:hAnsi="맑은 고딕" w:eastAsia="맑은 고딕"/>
+                <w:b w:val="0"/>
+                <w:color w:val="1E293B"/>
+                <w:sz w:val="19"/>
+              </w:rPr>
+              <w:t>사전점검·공지</w:t>
+            </w:r>
+          </w:p>
+        </w:tc>
+        <w:tc>
+          <w:tcPr>
+            <w:tcW w:type="dxa" w:w="1958"/>
+            <w:shd w:fill="FFFFFF"/>
+            <w:tcMar>
+              <w:top w:w="90" w:type="dxa"/>
+              <w:bottom w:w="90" w:type="dxa"/>
+              <w:left w:w="140" w:type="dxa"/>
+              <w:right w:w="140" w:type="dxa"/>
+            </w:tcMar>
+          </w:tcPr>
+          <w:p>
+            <w:r/>
+            <w:r>
+              <w:rPr>
+                <w:rFonts w:ascii="맑은 고딕" w:hAnsi="맑은 고딕" w:eastAsia="맑은 고딕"/>
+                <w:b w:val="0"/>
+                <w:color w:val="1E293B"/>
+                <w:sz w:val="19"/>
+              </w:rPr>
+              <w:t>마케팅허브 연계 점검 공지 활성화, RDS PRD 수동 풀 스냅샷(snap-prd-20261029) 생성</w:t>
+            </w:r>
+          </w:p>
+        </w:tc>
+        <w:tc>
+          <w:tcPr>
+            <w:tcW w:type="dxa" w:w="1958"/>
+            <w:shd w:fill="FFFFFF"/>
+            <w:tcMar>
+              <w:top w:w="90" w:type="dxa"/>
+              <w:bottom w:w="90" w:type="dxa"/>
+              <w:left w:w="140" w:type="dxa"/>
+              <w:right w:w="140" w:type="dxa"/>
+            </w:tcMar>
+          </w:tcPr>
+          <w:p>
+            <w:r/>
+            <w:r>
+              <w:rPr>
+                <w:rFonts w:ascii="맑은 고딕" w:hAnsi="맑은 고딕" w:eastAsia="맑은 고딕"/>
+                <w:b w:val="0"/>
+                <w:color w:val="1E293B"/>
+                <w:sz w:val="19"/>
+              </w:rPr>
+              <w:t>강동현 수석</w:t>
+            </w:r>
+          </w:p>
+        </w:tc>
+        <w:tc>
+          <w:tcPr>
+            <w:tcW w:type="dxa" w:w="1958"/>
+            <w:shd w:fill="FFFFFF"/>
+            <w:tcMar>
+              <w:top w:w="90" w:type="dxa"/>
+              <w:bottom w:w="90" w:type="dxa"/>
+              <w:left w:w="140" w:type="dxa"/>
+              <w:right w:w="140" w:type="dxa"/>
+            </w:tcMar>
+          </w:tcPr>
+          <w:p>
+            <w:r/>
+            <w:r>
+              <w:rPr>
+                <w:rFonts w:ascii="맑은 고딕" w:hAnsi="맑은 고딕" w:eastAsia="맑은 고딕"/>
+                <w:b w:val="0"/>
+                <w:color w:val="1E293B"/>
+                <w:sz w:val="19"/>
+              </w:rPr>
+              <w:t>스냅샷 Status: available 확인</w:t>
+            </w:r>
+          </w:p>
+        </w:tc>
+      </w:tr>
+      <w:tr>
+        <w:tc>
+          <w:tcPr>
+            <w:tcW w:type="dxa" w:w="1958"/>
+            <w:shd w:fill="F8FAFC"/>
+            <w:tcMar>
+              <w:top w:w="90" w:type="dxa"/>
+              <w:bottom w:w="90" w:type="dxa"/>
+              <w:left w:w="140" w:type="dxa"/>
+              <w:right w:w="140" w:type="dxa"/>
+            </w:tcMar>
+          </w:tcPr>
+          <w:p>
+            <w:r/>
+            <w:r>
+              <w:rPr>
+                <w:rFonts w:ascii="맑은 고딕" w:hAnsi="맑은 고딕" w:eastAsia="맑은 고딕"/>
+                <w:b w:val="0"/>
+                <w:color w:val="1E293B"/>
+                <w:sz w:val="19"/>
+              </w:rPr>
+              <w:t>20:30 ~ 21:30</w:t>
+            </w:r>
+          </w:p>
+        </w:tc>
+        <w:tc>
+          <w:tcPr>
+            <w:tcW w:type="dxa" w:w="1958"/>
+            <w:shd w:fill="F8FAFC"/>
+            <w:tcMar>
+              <w:top w:w="90" w:type="dxa"/>
+              <w:bottom w:w="90" w:type="dxa"/>
+              <w:left w:w="140" w:type="dxa"/>
+              <w:right w:w="140" w:type="dxa"/>
+            </w:tcMar>
+          </w:tcPr>
+          <w:p>
+            <w:r/>
+            <w:r>
+              <w:rPr>
+                <w:rFonts w:ascii="맑은 고딕" w:hAnsi="맑은 고딕" w:eastAsia="맑은 고딕"/>
+                <w:b w:val="0"/>
+                <w:color w:val="1E293B"/>
+                <w:sz w:val="19"/>
+              </w:rPr>
+              <w:t>DB 스키마·시드</w:t>
+            </w:r>
+          </w:p>
+        </w:tc>
+        <w:tc>
+          <w:tcPr>
+            <w:tcW w:type="dxa" w:w="1958"/>
+            <w:shd w:fill="F8FAFC"/>
+            <w:tcMar>
+              <w:top w:w="90" w:type="dxa"/>
+              <w:bottom w:w="90" w:type="dxa"/>
+              <w:left w:w="140" w:type="dxa"/>
+              <w:right w:w="140" w:type="dxa"/>
+            </w:tcMar>
+          </w:tcPr>
+          <w:p>
+            <w:r/>
+            <w:r>
+              <w:rPr>
+                <w:rFonts w:ascii="맑은 고딕" w:hAnsi="맑은 고딕" w:eastAsia="맑은 고딕"/>
+                <w:b w:val="0"/>
+                <w:color w:val="1E293B"/>
+                <w:sz w:val="19"/>
+              </w:rPr>
+              <w:t>PostgreSQL 16 pgvector 확장, 18개 테이블 DDL, 100대 규제 룰셋 및 법령 벡터(48,500건) 적재</w:t>
+            </w:r>
+          </w:p>
+        </w:tc>
+        <w:tc>
+          <w:tcPr>
+            <w:tcW w:type="dxa" w:w="1958"/>
+            <w:shd w:fill="F8FAFC"/>
+            <w:tcMar>
+              <w:top w:w="90" w:type="dxa"/>
+              <w:bottom w:w="90" w:type="dxa"/>
+              <w:left w:w="140" w:type="dxa"/>
+              <w:right w:w="140" w:type="dxa"/>
+            </w:tcMar>
+          </w:tcPr>
+          <w:p>
+            <w:r/>
+            <w:r>
+              <w:rPr>
+                <w:rFonts w:ascii="맑은 고딕" w:hAnsi="맑은 고딕" w:eastAsia="맑은 고딕"/>
+                <w:b w:val="0"/>
+                <w:color w:val="1E293B"/>
+                <w:sz w:val="19"/>
+              </w:rPr>
+              <w:t>조현우 선임</w:t>
+            </w:r>
+          </w:p>
+        </w:tc>
+        <w:tc>
+          <w:tcPr>
+            <w:tcW w:type="dxa" w:w="1958"/>
+            <w:shd w:fill="F8FAFC"/>
+            <w:tcMar>
+              <w:top w:w="90" w:type="dxa"/>
+              <w:bottom w:w="90" w:type="dxa"/>
+              <w:left w:w="140" w:type="dxa"/>
+              <w:right w:w="140" w:type="dxa"/>
+            </w:tcMar>
+          </w:tcPr>
+          <w:p>
+            <w:r/>
+            <w:r>
+              <w:rPr>
+                <w:rFonts w:ascii="맑은 고딕" w:hAnsi="맑은 고딕" w:eastAsia="맑은 고딕"/>
+                <w:b w:val="0"/>
+                <w:color w:val="1E293B"/>
+                <w:sz w:val="19"/>
+              </w:rPr>
+              <w:t>정합성 대사 오차 0건 확인</w:t>
+            </w:r>
+          </w:p>
+        </w:tc>
+      </w:tr>
+      <w:tr>
+        <w:tc>
+          <w:tcPr>
+            <w:tcW w:type="dxa" w:w="1958"/>
+            <w:shd w:fill="FFFFFF"/>
+            <w:tcMar>
+              <w:top w:w="90" w:type="dxa"/>
+              <w:bottom w:w="90" w:type="dxa"/>
+              <w:left w:w="140" w:type="dxa"/>
+              <w:right w:w="140" w:type="dxa"/>
+            </w:tcMar>
+          </w:tcPr>
+          <w:p>
+            <w:r/>
+            <w:r>
+              <w:rPr>
+                <w:rFonts w:ascii="맑은 고딕" w:hAnsi="맑은 고딕" w:eastAsia="맑은 고딕"/>
+                <w:b w:val="0"/>
+                <w:color w:val="1E293B"/>
+                <w:sz w:val="19"/>
+              </w:rPr>
+              <w:t>21:30 ~ 22:30</w:t>
+            </w:r>
+          </w:p>
+        </w:tc>
+        <w:tc>
+          <w:tcPr>
+            <w:tcW w:type="dxa" w:w="1958"/>
+            <w:shd w:fill="FFFFFF"/>
+            <w:tcMar>
+              <w:top w:w="90" w:type="dxa"/>
+              <w:bottom w:w="90" w:type="dxa"/>
+              <w:left w:w="140" w:type="dxa"/>
+              <w:right w:w="140" w:type="dxa"/>
+            </w:tcMar>
+          </w:tcPr>
+          <w:p>
+            <w:r/>
+            <w:r>
+              <w:rPr>
+                <w:rFonts w:ascii="맑은 고딕" w:hAnsi="맑은 고딕" w:eastAsia="맑은 고딕"/>
+                <w:b w:val="0"/>
+                <w:color w:val="1E293B"/>
+                <w:sz w:val="19"/>
+              </w:rPr>
+              <w:t>EKS 파드 배포</w:t>
+            </w:r>
+          </w:p>
+        </w:tc>
+        <w:tc>
+          <w:tcPr>
+            <w:tcW w:type="dxa" w:w="1958"/>
+            <w:shd w:fill="FFFFFF"/>
+            <w:tcMar>
+              <w:top w:w="90" w:type="dxa"/>
+              <w:bottom w:w="90" w:type="dxa"/>
+              <w:left w:w="140" w:type="dxa"/>
+              <w:right w:w="140" w:type="dxa"/>
+            </w:tcMar>
+          </w:tcPr>
+          <w:p>
+            <w:r/>
+            <w:r>
+              <w:rPr>
+                <w:rFonts w:ascii="맑은 고딕" w:hAnsi="맑은 고딕" w:eastAsia="맑은 고딕"/>
+                <w:b w:val="0"/>
+                <w:color w:val="1E293B"/>
+                <w:sz w:val="19"/>
+              </w:rPr>
+              <w:t>ArgoCD v1.0.0-release 태그 동기화 (syncguard-fe, syncguard-be, syncguard-ai-worker)</w:t>
+            </w:r>
+          </w:p>
+        </w:tc>
+        <w:tc>
+          <w:tcPr>
+            <w:tcW w:type="dxa" w:w="1958"/>
+            <w:shd w:fill="FFFFFF"/>
+            <w:tcMar>
+              <w:top w:w="90" w:type="dxa"/>
+              <w:bottom w:w="90" w:type="dxa"/>
+              <w:left w:w="140" w:type="dxa"/>
+              <w:right w:w="140" w:type="dxa"/>
+            </w:tcMar>
+          </w:tcPr>
+          <w:p>
+            <w:r/>
+            <w:r>
+              <w:rPr>
+                <w:rFonts w:ascii="맑은 고딕" w:hAnsi="맑은 고딕" w:eastAsia="맑은 고딕"/>
+                <w:b w:val="0"/>
+                <w:color w:val="1E293B"/>
+                <w:sz w:val="19"/>
+              </w:rPr>
+              <w:t>김태호 책임</w:t>
+            </w:r>
+          </w:p>
+        </w:tc>
+        <w:tc>
+          <w:tcPr>
+            <w:tcW w:type="dxa" w:w="1958"/>
+            <w:shd w:fill="FFFFFF"/>
+            <w:tcMar>
+              <w:top w:w="90" w:type="dxa"/>
+              <w:bottom w:w="90" w:type="dxa"/>
+              <w:left w:w="140" w:type="dxa"/>
+              <w:right w:w="140" w:type="dxa"/>
+            </w:tcMar>
+          </w:tcPr>
+          <w:p>
+            <w:r/>
+            <w:r>
+              <w:rPr>
+                <w:rFonts w:ascii="맑은 고딕" w:hAnsi="맑은 고딕" w:eastAsia="맑은 고딕"/>
+                <w:b w:val="0"/>
+                <w:color w:val="1E293B"/>
+                <w:sz w:val="19"/>
+              </w:rPr>
+              <w:t>전 Pod Running (Ready 3/3)</w:t>
+            </w:r>
+          </w:p>
+        </w:tc>
+      </w:tr>
+      <w:tr>
+        <w:tc>
+          <w:tcPr>
+            <w:tcW w:type="dxa" w:w="1958"/>
+            <w:shd w:fill="F8FAFC"/>
+            <w:tcMar>
+              <w:top w:w="90" w:type="dxa"/>
+              <w:bottom w:w="90" w:type="dxa"/>
+              <w:left w:w="140" w:type="dxa"/>
+              <w:right w:w="140" w:type="dxa"/>
+            </w:tcMar>
+          </w:tcPr>
+          <w:p>
+            <w:r/>
+            <w:r>
+              <w:rPr>
+                <w:rFonts w:ascii="맑은 고딕" w:hAnsi="맑은 고딕" w:eastAsia="맑은 고딕"/>
+                <w:b w:val="0"/>
+                <w:color w:val="1E293B"/>
+                <w:sz w:val="19"/>
               </w:rPr>
               <w:t>22:30 ~ 23:30</w:t>
             </w:r>
@@ -266,67 +859,97 @@
         </w:tc>
         <w:tc>
           <w:tcPr>
-            <w:tcW w:type="dxa" w:w="2340"/>
+            <w:tcW w:type="dxa" w:w="1958"/>
+            <w:shd w:fill="F8FAFC"/>
             <w:tcMar>
-              <w:top w:w="100" w:type="dxa"/>
-              <w:bottom w:w="100" w:type="dxa"/>
-              <w:left w:w="130" w:type="dxa"/>
-              <w:right w:w="130" w:type="dxa"/>
+              <w:top w:w="90" w:type="dxa"/>
+              <w:bottom w:w="90" w:type="dxa"/>
+              <w:left w:w="140" w:type="dxa"/>
+              <w:right w:w="140" w:type="dxa"/>
             </w:tcMar>
-            <w:shd w:fill="FFFFFF"/>
           </w:tcPr>
           <w:p>
+            <w:r/>
             <w:r>
               <w:rPr>
-                <w:rFonts w:ascii="Malgun Gothic" w:hAnsi="Malgun Gothic"/>
-                <w:color w:val="334155"/>
-                <w:sz w:val="18"/>
+                <w:rFonts w:ascii="맑은 고딕" w:hAnsi="맑은 고딕" w:eastAsia="맑은 고딕"/>
+                <w:b w:val="0"/>
+                <w:color w:val="1E293B"/>
+                <w:sz w:val="19"/>
               </w:rPr>
-              <w:t>레거시 DB 최종 풀 백업(Full Dump) 및 신규 DB 이관</w:t>
+              <w:t>기간계 실연동</w:t>
             </w:r>
           </w:p>
         </w:tc>
         <w:tc>
           <w:tcPr>
-            <w:tcW w:type="dxa" w:w="2340"/>
+            <w:tcW w:type="dxa" w:w="1958"/>
+            <w:shd w:fill="F8FAFC"/>
             <w:tcMar>
-              <w:top w:w="100" w:type="dxa"/>
-              <w:bottom w:w="100" w:type="dxa"/>
-              <w:left w:w="130" w:type="dxa"/>
-              <w:right w:w="130" w:type="dxa"/>
+              <w:top w:w="90" w:type="dxa"/>
+              <w:bottom w:w="90" w:type="dxa"/>
+              <w:left w:w="140" w:type="dxa"/>
+              <w:right w:w="140" w:type="dxa"/>
             </w:tcMar>
-            <w:shd w:fill="FFFFFF"/>
           </w:tcPr>
           <w:p>
+            <w:r/>
             <w:r>
               <w:rPr>
-                <w:rFonts w:ascii="Malgun Gothic" w:hAnsi="Malgun Gothic"/>
-                <w:color w:val="334155"/>
-                <w:sz w:val="18"/>
+                <w:rFonts w:ascii="맑은 고딕" w:hAnsi="맑은 고딕" w:eastAsia="맑은 고딕"/>
+                <w:b w:val="0"/>
+                <w:color w:val="1E293B"/>
+                <w:sz w:val="19"/>
               </w:rPr>
-              <w:t>데이터엔지니어</w:t>
+              <w:t>HB-SSO OIDC 인증, ProductLab 뷰 조회, MarketingHub Webhook 송수신 검증</w:t>
             </w:r>
           </w:p>
         </w:tc>
         <w:tc>
           <w:tcPr>
-            <w:tcW w:type="dxa" w:w="2340"/>
+            <w:tcW w:type="dxa" w:w="1958"/>
+            <w:shd w:fill="F8FAFC"/>
             <w:tcMar>
-              <w:top w:w="100" w:type="dxa"/>
-              <w:bottom w:w="100" w:type="dxa"/>
-              <w:left w:w="130" w:type="dxa"/>
-              <w:right w:w="130" w:type="dxa"/>
+              <w:top w:w="90" w:type="dxa"/>
+              <w:bottom w:w="90" w:type="dxa"/>
+              <w:left w:w="140" w:type="dxa"/>
+              <w:right w:w="140" w:type="dxa"/>
             </w:tcMar>
-            <w:shd w:fill="FFFFFF"/>
           </w:tcPr>
           <w:p>
+            <w:r/>
             <w:r>
               <w:rPr>
-                <w:rFonts w:ascii="Malgun Gothic" w:hAnsi="Malgun Gothic"/>
-                <w:color w:val="334155"/>
-                <w:sz w:val="18"/>
+                <w:rFonts w:ascii="맑은 고딕" w:hAnsi="맑은 고딕" w:eastAsia="맑은 고딕"/>
+                <w:b w:val="0"/>
+                <w:color w:val="1E293B"/>
+                <w:sz w:val="19"/>
               </w:rPr>
-              <w:t>건수 및 금액 대사 100% 일치</w:t>
+              <w:t>오정훈 차장</w:t>
+            </w:r>
+          </w:p>
+        </w:tc>
+        <w:tc>
+          <w:tcPr>
+            <w:tcW w:type="dxa" w:w="1958"/>
+            <w:shd w:fill="F8FAFC"/>
+            <w:tcMar>
+              <w:top w:w="90" w:type="dxa"/>
+              <w:bottom w:w="90" w:type="dxa"/>
+              <w:left w:w="140" w:type="dxa"/>
+              <w:right w:w="140" w:type="dxa"/>
+            </w:tcMar>
+          </w:tcPr>
+          <w:p>
+            <w:r/>
+            <w:r>
+              <w:rPr>
+                <w:rFonts w:ascii="맑은 고딕" w:hAnsi="맑은 고딕" w:eastAsia="맑은 고딕"/>
+                <w:b w:val="0"/>
+                <w:color w:val="1E293B"/>
+                <w:sz w:val="19"/>
+              </w:rPr>
+              <w:t>인터페이스 6종 HTTP 200</w:t>
             </w:r>
           </w:p>
         </w:tc>
@@ -334,21 +957,23 @@
       <w:tr>
         <w:tc>
           <w:tcPr>
-            <w:tcW w:type="dxa" w:w="2340"/>
+            <w:tcW w:type="dxa" w:w="1958"/>
+            <w:shd w:fill="FFFFFF"/>
             <w:tcMar>
-              <w:top w:w="100" w:type="dxa"/>
-              <w:bottom w:w="100" w:type="dxa"/>
-              <w:left w:w="130" w:type="dxa"/>
-              <w:right w:w="130" w:type="dxa"/>
+              <w:top w:w="90" w:type="dxa"/>
+              <w:bottom w:w="90" w:type="dxa"/>
+              <w:left w:w="140" w:type="dxa"/>
+              <w:right w:w="140" w:type="dxa"/>
             </w:tcMar>
-            <w:shd w:fill="F8FAFC"/>
           </w:tcPr>
           <w:p>
+            <w:r/>
             <w:r>
               <w:rPr>
-                <w:rFonts w:ascii="Malgun Gothic" w:hAnsi="Malgun Gothic"/>
-                <w:color w:val="334155"/>
-                <w:sz w:val="18"/>
+                <w:rFonts w:ascii="맑은 고딕" w:hAnsi="맑은 고딕" w:eastAsia="맑은 고딕"/>
+                <w:b w:val="0"/>
+                <w:color w:val="1E293B"/>
+                <w:sz w:val="19"/>
               </w:rPr>
               <w:t>23:30 ~ 00:30</w:t>
             </w:r>
@@ -356,67 +981,97 @@
         </w:tc>
         <w:tc>
           <w:tcPr>
-            <w:tcW w:type="dxa" w:w="2340"/>
+            <w:tcW w:type="dxa" w:w="1958"/>
+            <w:shd w:fill="FFFFFF"/>
             <w:tcMar>
-              <w:top w:w="100" w:type="dxa"/>
-              <w:bottom w:w="100" w:type="dxa"/>
-              <w:left w:w="130" w:type="dxa"/>
-              <w:right w:w="130" w:type="dxa"/>
+              <w:top w:w="90" w:type="dxa"/>
+              <w:bottom w:w="90" w:type="dxa"/>
+              <w:left w:w="140" w:type="dxa"/>
+              <w:right w:w="140" w:type="dxa"/>
             </w:tcMar>
-            <w:shd w:fill="F8FAFC"/>
           </w:tcPr>
           <w:p>
+            <w:r/>
             <w:r>
               <w:rPr>
-                <w:rFonts w:ascii="Malgun Gothic" w:hAnsi="Malgun Gothic"/>
-                <w:color w:val="334155"/>
-                <w:sz w:val="18"/>
+                <w:rFonts w:ascii="맑은 고딕" w:hAnsi="맑은 고딕" w:eastAsia="맑은 고딕"/>
+                <w:b w:val="0"/>
+                <w:color w:val="1E293B"/>
+                <w:sz w:val="19"/>
               </w:rPr>
-              <w:t>신규 컨테이너 배포 (Docker Compose / K8s Rolling)</w:t>
+              <w:t>스모크 테스트</w:t>
             </w:r>
           </w:p>
         </w:tc>
         <w:tc>
           <w:tcPr>
-            <w:tcW w:type="dxa" w:w="2340"/>
+            <w:tcW w:type="dxa" w:w="1958"/>
+            <w:shd w:fill="FFFFFF"/>
             <w:tcMar>
-              <w:top w:w="100" w:type="dxa"/>
-              <w:bottom w:w="100" w:type="dxa"/>
-              <w:left w:w="130" w:type="dxa"/>
-              <w:right w:w="130" w:type="dxa"/>
+              <w:top w:w="90" w:type="dxa"/>
+              <w:bottom w:w="90" w:type="dxa"/>
+              <w:left w:w="140" w:type="dxa"/>
+              <w:right w:w="140" w:type="dxa"/>
             </w:tcMar>
-            <w:shd w:fill="F8FAFC"/>
           </w:tcPr>
           <w:p>
+            <w:r/>
             <w:r>
               <w:rPr>
-                <w:rFonts w:ascii="Malgun Gothic" w:hAnsi="Malgun Gothic"/>
-                <w:color w:val="334155"/>
-                <w:sz w:val="18"/>
+                <w:rFonts w:ascii="맑은 고딕" w:hAnsi="맑은 고딕" w:eastAsia="맑은 고딕"/>
+                <w:b w:val="0"/>
+                <w:color w:val="1E293B"/>
+                <w:sz w:val="19"/>
               </w:rPr>
-              <w:t>DevOps엔지니어</w:t>
+              <w:t>상용 환경 골든셋 대표 문항 10건 실심의 및 PDF 리포트 출력·감사로그 검증</w:t>
             </w:r>
           </w:p>
         </w:tc>
         <w:tc>
           <w:tcPr>
-            <w:tcW w:type="dxa" w:w="2340"/>
+            <w:tcW w:type="dxa" w:w="1958"/>
+            <w:shd w:fill="FFFFFF"/>
             <w:tcMar>
-              <w:top w:w="100" w:type="dxa"/>
-              <w:bottom w:w="100" w:type="dxa"/>
-              <w:left w:w="130" w:type="dxa"/>
-              <w:right w:w="130" w:type="dxa"/>
+              <w:top w:w="90" w:type="dxa"/>
+              <w:bottom w:w="90" w:type="dxa"/>
+              <w:left w:w="140" w:type="dxa"/>
+              <w:right w:w="140" w:type="dxa"/>
             </w:tcMar>
-            <w:shd w:fill="F8FAFC"/>
           </w:tcPr>
           <w:p>
+            <w:r/>
             <w:r>
               <w:rPr>
-                <w:rFonts w:ascii="Malgun Gothic" w:hAnsi="Malgun Gothic"/>
-                <w:color w:val="334155"/>
-                <w:sz w:val="18"/>
+                <w:rFonts w:ascii="맑은 고딕" w:hAnsi="맑은 고딕" w:eastAsia="맑은 고딕"/>
+                <w:b w:val="0"/>
+                <w:color w:val="1E293B"/>
+                <w:sz w:val="19"/>
               </w:rPr>
-              <w:t>헬스체크 엔드포인트 HTTP 200</w:t>
+              <w:t>윤서연 팀장</w:t>
+            </w:r>
+          </w:p>
+        </w:tc>
+        <w:tc>
+          <w:tcPr>
+            <w:tcW w:type="dxa" w:w="1958"/>
+            <w:shd w:fill="FFFFFF"/>
+            <w:tcMar>
+              <w:top w:w="90" w:type="dxa"/>
+              <w:bottom w:w="90" w:type="dxa"/>
+              <w:left w:w="140" w:type="dxa"/>
+              <w:right w:w="140" w:type="dxa"/>
+            </w:tcMar>
+          </w:tcPr>
+          <w:p>
+            <w:r/>
+            <w:r>
+              <w:rPr>
+                <w:rFonts w:ascii="맑은 고딕" w:hAnsi="맑은 고딕" w:eastAsia="맑은 고딕"/>
+                <w:b w:val="0"/>
+                <w:color w:val="1E293B"/>
+                <w:sz w:val="19"/>
+              </w:rPr>
+              <w:t>10건 전수 정상 판정</w:t>
             </w:r>
           </w:p>
         </w:tc>
@@ -424,179 +1079,121 @@
       <w:tr>
         <w:tc>
           <w:tcPr>
-            <w:tcW w:type="dxa" w:w="2340"/>
+            <w:tcW w:type="dxa" w:w="1958"/>
+            <w:shd w:fill="F8FAFC"/>
             <w:tcMar>
-              <w:top w:w="100" w:type="dxa"/>
-              <w:bottom w:w="100" w:type="dxa"/>
-              <w:left w:w="130" w:type="dxa"/>
-              <w:right w:w="130" w:type="dxa"/>
+              <w:top w:w="90" w:type="dxa"/>
+              <w:bottom w:w="90" w:type="dxa"/>
+              <w:left w:w="140" w:type="dxa"/>
+              <w:right w:w="140" w:type="dxa"/>
             </w:tcMar>
-            <w:shd w:fill="FFFFFF"/>
           </w:tcPr>
           <w:p>
+            <w:r/>
             <w:r>
               <w:rPr>
-                <w:rFonts w:ascii="Malgun Gothic" w:hAnsi="Malgun Gothic"/>
-                <w:color w:val="334155"/>
-                <w:sz w:val="18"/>
+                <w:rFonts w:ascii="맑은 고딕" w:hAnsi="맑은 고딕" w:eastAsia="맑은 고딕"/>
+                <w:b w:val="0"/>
+                <w:color w:val="1E293B"/>
+                <w:sz w:val="19"/>
               </w:rPr>
-              <w:t>00:30 ~ 01:30</w:t>
+              <w:t>00:30 ~ 01:00</w:t>
             </w:r>
           </w:p>
         </w:tc>
         <w:tc>
           <w:tcPr>
-            <w:tcW w:type="dxa" w:w="2340"/>
+            <w:tcW w:type="dxa" w:w="1958"/>
+            <w:shd w:fill="F8FAFC"/>
             <w:tcMar>
-              <w:top w:w="100" w:type="dxa"/>
-              <w:bottom w:w="100" w:type="dxa"/>
-              <w:left w:w="130" w:type="dxa"/>
-              <w:right w:w="130" w:type="dxa"/>
+              <w:top w:w="90" w:type="dxa"/>
+              <w:bottom w:w="90" w:type="dxa"/>
+              <w:left w:w="140" w:type="dxa"/>
+              <w:right w:w="140" w:type="dxa"/>
             </w:tcMar>
-            <w:shd w:fill="FFFFFF"/>
           </w:tcPr>
           <w:p>
+            <w:r/>
             <w:r>
               <w:rPr>
-                <w:rFonts w:ascii="Malgun Gothic" w:hAnsi="Malgun Gothic"/>
-                <w:color w:val="334155"/>
-                <w:sz w:val="18"/>
+                <w:rFonts w:ascii="맑은 고딕" w:hAnsi="맑은 고딕" w:eastAsia="맑은 고딕"/>
+                <w:b w:val="0"/>
+                <w:color w:val="1E293B"/>
+                <w:sz w:val="19"/>
               </w:rPr>
-              <w:t>운영 환경 내부 스모크 테스트 (핵심 결제 및 조회 10건)</w:t>
+              <w:t>정식 오픈 선언</w:t>
             </w:r>
           </w:p>
         </w:tc>
         <w:tc>
           <w:tcPr>
-            <w:tcW w:type="dxa" w:w="2340"/>
+            <w:tcW w:type="dxa" w:w="1958"/>
+            <w:shd w:fill="F8FAFC"/>
             <w:tcMar>
-              <w:top w:w="100" w:type="dxa"/>
-              <w:bottom w:w="100" w:type="dxa"/>
-              <w:left w:w="130" w:type="dxa"/>
-              <w:right w:w="130" w:type="dxa"/>
+              <w:top w:w="90" w:type="dxa"/>
+              <w:bottom w:w="90" w:type="dxa"/>
+              <w:left w:w="140" w:type="dxa"/>
+              <w:right w:w="140" w:type="dxa"/>
             </w:tcMar>
-            <w:shd w:fill="FFFFFF"/>
           </w:tcPr>
           <w:p>
+            <w:r/>
             <w:r>
               <w:rPr>
-                <w:rFonts w:ascii="Malgun Gothic" w:hAnsi="Malgun Gothic"/>
-                <w:color w:val="334155"/>
-                <w:sz w:val="18"/>
+                <w:rFonts w:ascii="맑은 고딕" w:hAnsi="맑은 고딕" w:eastAsia="맑은 고딕"/>
+                <w:b w:val="0"/>
+                <w:color w:val="1E293B"/>
+                <w:sz w:val="19"/>
               </w:rPr>
-              <w:t>QA엔지니어</w:t>
+              <w:t>Internal/External ALB 프로덕션 라우팅 최종 개방 및 모니터링 대시보드 가동</w:t>
             </w:r>
           </w:p>
         </w:tc>
         <w:tc>
           <w:tcPr>
-            <w:tcW w:type="dxa" w:w="2340"/>
+            <w:tcW w:type="dxa" w:w="1958"/>
+            <w:shd w:fill="F8FAFC"/>
             <w:tcMar>
-              <w:top w:w="100" w:type="dxa"/>
-              <w:bottom w:w="100" w:type="dxa"/>
-              <w:left w:w="130" w:type="dxa"/>
-              <w:right w:w="130" w:type="dxa"/>
+              <w:top w:w="90" w:type="dxa"/>
+              <w:bottom w:w="90" w:type="dxa"/>
+              <w:left w:w="140" w:type="dxa"/>
+              <w:right w:w="140" w:type="dxa"/>
             </w:tcMar>
-            <w:shd w:fill="FFFFFF"/>
           </w:tcPr>
           <w:p>
+            <w:r/>
             <w:r>
               <w:rPr>
-                <w:rFonts w:ascii="Malgun Gothic" w:hAnsi="Malgun Gothic"/>
-                <w:color w:val="334155"/>
-                <w:sz w:val="18"/>
+                <w:rFonts w:ascii="맑은 고딕" w:hAnsi="맑은 고딕" w:eastAsia="맑은 고딕"/>
+                <w:b w:val="0"/>
+                <w:color w:val="1E293B"/>
+                <w:sz w:val="19"/>
               </w:rPr>
-              <w:t>스모크 테스트 전 항목 통과</w:t>
-            </w:r>
-          </w:p>
-        </w:tc>
-      </w:tr>
-      <w:tr>
-        <w:tc>
-          <w:tcPr>
-            <w:tcW w:type="dxa" w:w="2340"/>
-            <w:tcMar>
-              <w:top w:w="100" w:type="dxa"/>
-              <w:bottom w:w="100" w:type="dxa"/>
-              <w:left w:w="130" w:type="dxa"/>
-              <w:right w:w="130" w:type="dxa"/>
-            </w:tcMar>
-            <w:shd w:fill="F8FAFC"/>
-          </w:tcPr>
-          <w:p>
-            <w:r>
-              <w:rPr>
-                <w:rFonts w:ascii="Malgun Gothic" w:hAnsi="Malgun Gothic"/>
-                <w:color w:val="334155"/>
-                <w:sz w:val="18"/>
-              </w:rPr>
-              <w:t>01:30 ~ 02:00</w:t>
+              <w:t>박진우 수석</w:t>
             </w:r>
           </w:p>
         </w:tc>
         <w:tc>
           <w:tcPr>
-            <w:tcW w:type="dxa" w:w="2340"/>
+            <w:tcW w:type="dxa" w:w="1958"/>
+            <w:shd w:fill="F8FAFC"/>
             <w:tcMar>
-              <w:top w:w="100" w:type="dxa"/>
-              <w:bottom w:w="100" w:type="dxa"/>
-              <w:left w:w="130" w:type="dxa"/>
-              <w:right w:w="130" w:type="dxa"/>
+              <w:top w:w="90" w:type="dxa"/>
+              <w:bottom w:w="90" w:type="dxa"/>
+              <w:left w:w="140" w:type="dxa"/>
+              <w:right w:w="140" w:type="dxa"/>
             </w:tcMar>
-            <w:shd w:fill="F8FAFC"/>
           </w:tcPr>
           <w:p>
+            <w:r/>
             <w:r>
               <w:rPr>
-                <w:rFonts w:ascii="Malgun Gothic" w:hAnsi="Malgun Gothic"/>
-                <w:color w:val="334155"/>
-                <w:sz w:val="18"/>
+                <w:rFonts w:ascii="맑은 고딕" w:hAnsi="맑은 고딕" w:eastAsia="맑은 고딕"/>
+                <w:b w:val="0"/>
+                <w:color w:val="1E293B"/>
+                <w:sz w:val="19"/>
               </w:rPr>
-              <w:t>DNS 스위칭 및 대외 서비스 정식 오픈</w:t>
-            </w:r>
-          </w:p>
-        </w:tc>
-        <w:tc>
-          <w:tcPr>
-            <w:tcW w:type="dxa" w:w="2340"/>
-            <w:tcMar>
-              <w:top w:w="100" w:type="dxa"/>
-              <w:bottom w:w="100" w:type="dxa"/>
-              <w:left w:w="130" w:type="dxa"/>
-              <w:right w:w="130" w:type="dxa"/>
-            </w:tcMar>
-            <w:shd w:fill="F8FAFC"/>
-          </w:tcPr>
-          <w:p>
-            <w:r>
-              <w:rPr>
-                <w:rFonts w:ascii="Malgun Gothic" w:hAnsi="Malgun Gothic"/>
-                <w:color w:val="334155"/>
-                <w:sz w:val="18"/>
-              </w:rPr>
-              <w:t>인프라팀장</w:t>
-            </w:r>
-          </w:p>
-        </w:tc>
-        <w:tc>
-          <w:tcPr>
-            <w:tcW w:type="dxa" w:w="2340"/>
-            <w:tcMar>
-              <w:top w:w="100" w:type="dxa"/>
-              <w:bottom w:w="100" w:type="dxa"/>
-              <w:left w:w="130" w:type="dxa"/>
-              <w:right w:w="130" w:type="dxa"/>
-            </w:tcMar>
-            <w:shd w:fill="F8FAFC"/>
-          </w:tcPr>
-          <w:p>
-            <w:r>
-              <w:rPr>
-                <w:rFonts w:ascii="Malgun Gothic" w:hAnsi="Malgun Gothic"/>
-                <w:color w:val="334155"/>
-                <w:sz w:val="18"/>
-              </w:rPr>
-              <w:t>외부 접속 정상 트래픽 인입</w:t>
+              <w:t>상용 트래픽 정상 인입</w:t>
             </w:r>
           </w:p>
         </w:tc>
@@ -604,132 +1201,166 @@
     </w:tbl>
     <w:p/>
     <w:p>
-      <w:pPr>
-        <w:spacing w:before="160" w:after="80"/>
-      </w:pPr>
       <w:r>
         <w:rPr>
-          <w:rFonts w:ascii="Malgun Gothic" w:hAnsi="Malgun Gothic"/>
+          <w:rFonts w:ascii="맑은 고딕" w:hAnsi="맑은 고딕" w:eastAsia="맑은 고딕"/>
           <w:b/>
-          <w:color w:val="2563EB"/>
-          <w:sz w:val="26"/>
+          <w:color w:val="1B365D"/>
+          <w:sz w:val="25"/>
         </w:rPr>
-        <w:t>2. 비상 롤백(Rollback) 트리거 및 복구 절차</w:t>
+        <w:t>2. 비상 롤백(Rollback) 판단 기준 및 복구 절차</w:t>
+      </w:r>
+    </w:p>
+    <w:p>
+      <w:r>
+        <w:rPr>
+          <w:rFonts w:ascii="맑은 고딕" w:hAnsi="맑은 고딕" w:eastAsia="맑은 고딕"/>
+          <w:b w:val="0"/>
+          <w:color w:val="1E293B"/>
+          <w:sz w:val="20"/>
+        </w:rPr>
+        <w:t>1. (롤백 트리거) 00:00 시점까지 DB 마이그레이션 치명 오류, SSO 인증 불능 또는 AI 추론 파이프라인 P1 장애가 해결되지 않을 경우 양사 PM 합의로 즉시 롤백을 발령한다.</w:t>
+      </w:r>
+    </w:p>
+    <w:p>
+      <w:r>
+        <w:rPr>
+          <w:rFonts w:ascii="맑은 고딕" w:hAnsi="맑은 고딕" w:eastAsia="맑은 고딕"/>
+          <w:b w:val="0"/>
+          <w:color w:val="1E293B"/>
+          <w:sz w:val="20"/>
+        </w:rPr>
+        <w:t>2. (단계별 원복) ① MarketingHub 연계 웹훅 비활성화(3분) ➔ ② ArgoCD 이전 안정화 리비전 롤백(5분) ➔ ③ RDS 스냅샷(snap-prd-20261029) 포인트 복원(7분)으로 총 15분 내 원상 복구한다.</w:t>
       </w:r>
     </w:p>
     <w:p>
       <w:pPr>
-        <w:spacing w:line="312" w:lineRule="auto" w:after="60"/>
+        <w:jc w:val="right"/>
       </w:pPr>
       <w:r>
         <w:rPr>
-          <w:rFonts w:ascii="Malgun Gothic" w:hAnsi="Malgun Gothic"/>
-          <w:color w:val="334155"/>
-          <w:sz w:val="20"/>
+          <w:rFonts w:ascii="맑은 고딕" w:hAnsi="맑은 고딕" w:eastAsia="맑은 고딕"/>
+          <w:b/>
+          <w:color w:val="0F172A"/>
+          <w:sz w:val="21"/>
         </w:rPr>
-        <w:t>1. 롤백 판단 기준: 스모크 테스트 중 데이터 손실 또는 결제 모듈 복구 불가 장애 발생 시 즉각 롤백 결정.</w:t>
+        <w:t>확정 및 서명일자: 2026년 10월 28일</w:t>
       </w:r>
     </w:p>
-    <w:p>
-      <w:pPr>
-        <w:spacing w:line="312" w:lineRule="auto" w:after="60"/>
-      </w:pPr>
-      <w:r>
-        <w:rPr>
-          <w:rFonts w:ascii="Malgun Gothic" w:hAnsi="Malgun Gothic"/>
-          <w:color w:val="334155"/>
-          <w:sz w:val="20"/>
-        </w:rPr>
-        <w:t>2. 롤백 절차: DNS 원복 ➔ 신규 컨테이너 중지 ➔ 레거시 DB Read-Only 해제 ➔ 이전 버전 서비스 재개.</w:t>
-      </w:r>
-    </w:p>
-    <w:p>
-      <w:pPr>
-        <w:jc w:val="center"/>
-      </w:pPr>
-      <w:r>
-        <w:rPr>
-          <w:rFonts w:ascii="Malgun Gothic" w:hAnsi="Malgun Gothic"/>
-          <w:b/>
-          <w:sz w:val="21"/>
-        </w:rPr>
-        <w:t>합의 및 확인일자: 202  년     월     일</w:t>
-      </w:r>
-    </w:p>
-    <w:p/>
     <w:tbl>
       <w:tblPr>
+        <w:tblStyle w:val="TableGrid"/>
         <w:tblW w:type="auto" w:w="0"/>
         <w:jc w:val="center"/>
         <w:tblLook w:firstColumn="1" w:firstRow="1" w:lastColumn="0" w:lastRow="0" w:noHBand="0" w:noVBand="1" w:val="04A0"/>
       </w:tblPr>
       <w:tblGrid>
-        <w:gridCol w:w="3120"/>
-        <w:gridCol w:w="3120"/>
-        <w:gridCol w:w="3120"/>
+        <w:gridCol w:w="2448"/>
+        <w:gridCol w:w="2448"/>
+        <w:gridCol w:w="2448"/>
+        <w:gridCol w:w="2448"/>
       </w:tblGrid>
       <w:tr>
         <w:tc>
           <w:tcPr>
-            <w:tcW w:type="dxa" w:w="3120"/>
-            <w:shd w:fill="334155"/>
+            <w:tcW w:type="dxa" w:w="2448"/>
+            <w:shd w:fill="1B365D"/>
             <w:tcMar>
-              <w:top w:w="90" w:type="dxa"/>
-              <w:bottom w:w="90" w:type="dxa"/>
-              <w:left w:w="110" w:type="dxa"/>
-              <w:right w:w="110" w:type="dxa"/>
+              <w:top w:w="110" w:type="dxa"/>
+              <w:bottom w:w="110" w:type="dxa"/>
+              <w:left w:w="140" w:type="dxa"/>
+              <w:right w:w="140" w:type="dxa"/>
             </w:tcMar>
           </w:tcPr>
           <w:p>
+            <w:pPr>
+              <w:jc w:val="center"/>
+            </w:pPr>
+            <w:r/>
             <w:r>
               <w:rPr>
-                <w:rFonts w:ascii="Malgun Gothic" w:hAnsi="Malgun Gothic"/>
+                <w:rFonts w:ascii="맑은 고딕" w:hAnsi="맑은 고딕" w:eastAsia="맑은 고딕"/>
                 <w:b/>
                 <w:color w:val="FFFFFF"/>
                 <w:sz w:val="19"/>
               </w:rPr>
-              <w:t>구 분</w:t>
+              <w:t>구분</w:t>
             </w:r>
           </w:p>
         </w:tc>
         <w:tc>
           <w:tcPr>
-            <w:tcW w:type="dxa" w:w="3120"/>
-            <w:shd w:fill="334155"/>
+            <w:tcW w:type="dxa" w:w="2448"/>
+            <w:shd w:fill="1B365D"/>
             <w:tcMar>
-              <w:top w:w="90" w:type="dxa"/>
-              <w:bottom w:w="90" w:type="dxa"/>
-              <w:left w:w="110" w:type="dxa"/>
-              <w:right w:w="110" w:type="dxa"/>
+              <w:top w:w="110" w:type="dxa"/>
+              <w:bottom w:w="110" w:type="dxa"/>
+              <w:left w:w="140" w:type="dxa"/>
+              <w:right w:w="140" w:type="dxa"/>
             </w:tcMar>
           </w:tcPr>
           <w:p>
+            <w:pPr>
+              <w:jc w:val="center"/>
+            </w:pPr>
+            <w:r/>
             <w:r>
               <w:rPr>
-                <w:rFonts w:ascii="Malgun Gothic" w:hAnsi="Malgun Gothic"/>
+                <w:rFonts w:ascii="맑은 고딕" w:hAnsi="맑은 고딕" w:eastAsia="맑은 고딕"/>
                 <w:b/>
                 <w:color w:val="FFFFFF"/>
                 <w:sz w:val="19"/>
               </w:rPr>
-              <w:t>소속 / 직급 / 성명</w:t>
+              <w:t>소속 기관 및 부서</w:t>
             </w:r>
           </w:p>
         </w:tc>
         <w:tc>
           <w:tcPr>
-            <w:tcW w:type="dxa" w:w="3120"/>
-            <w:shd w:fill="334155"/>
+            <w:tcW w:type="dxa" w:w="2448"/>
+            <w:shd w:fill="1B365D"/>
             <w:tcMar>
-              <w:top w:w="90" w:type="dxa"/>
-              <w:bottom w:w="90" w:type="dxa"/>
-              <w:left w:w="110" w:type="dxa"/>
-              <w:right w:w="110" w:type="dxa"/>
+              <w:top w:w="110" w:type="dxa"/>
+              <w:bottom w:w="110" w:type="dxa"/>
+              <w:left w:w="140" w:type="dxa"/>
+              <w:right w:w="140" w:type="dxa"/>
             </w:tcMar>
           </w:tcPr>
           <w:p>
+            <w:pPr>
+              <w:jc w:val="center"/>
+            </w:pPr>
+            <w:r/>
             <w:r>
               <w:rPr>
-                <w:rFonts w:ascii="Malgun Gothic" w:hAnsi="Malgun Gothic"/>
+                <w:rFonts w:ascii="맑은 고딕" w:hAnsi="맑은 고딕" w:eastAsia="맑은 고딕"/>
+                <w:b/>
+                <w:color w:val="FFFFFF"/>
+                <w:sz w:val="19"/>
+              </w:rPr>
+              <w:t>직급 / 성명</w:t>
+            </w:r>
+          </w:p>
+        </w:tc>
+        <w:tc>
+          <w:tcPr>
+            <w:tcW w:type="dxa" w:w="2448"/>
+            <w:shd w:fill="1B365D"/>
+            <w:tcMar>
+              <w:top w:w="110" w:type="dxa"/>
+              <w:bottom w:w="110" w:type="dxa"/>
+              <w:left w:w="140" w:type="dxa"/>
+              <w:right w:w="140" w:type="dxa"/>
+            </w:tcMar>
+          </w:tcPr>
+          <w:p>
+            <w:pPr>
+              <w:jc w:val="center"/>
+            </w:pPr>
+            <w:r/>
+            <w:r>
+              <w:rPr>
+                <w:rFonts w:ascii="맑은 고딕" w:hAnsi="맑은 고딕" w:eastAsia="맑은 고딕"/>
                 <w:b/>
                 <w:color w:val="FFFFFF"/>
                 <w:sz w:val="19"/>
@@ -742,61 +1373,97 @@
       <w:tr>
         <w:tc>
           <w:tcPr>
-            <w:tcW w:type="dxa" w:w="3120"/>
+            <w:tcW w:type="dxa" w:w="2448"/>
+            <w:shd w:fill="FFFFFF"/>
             <w:tcMar>
-              <w:top w:w="100" w:type="dxa"/>
-              <w:bottom w:w="100" w:type="dxa"/>
-              <w:left w:w="110" w:type="dxa"/>
-              <w:right w:w="110" w:type="dxa"/>
+              <w:top w:w="90" w:type="dxa"/>
+              <w:bottom w:w="90" w:type="dxa"/>
+              <w:left w:w="140" w:type="dxa"/>
+              <w:right w:w="140" w:type="dxa"/>
             </w:tcMar>
           </w:tcPr>
           <w:p>
+            <w:r/>
             <w:r>
               <w:rPr>
-                <w:rFonts w:ascii="Malgun Gothic" w:hAnsi="Malgun Gothic"/>
-                <w:sz w:val="18"/>
+                <w:rFonts w:ascii="맑은 고딕" w:hAnsi="맑은 고딕" w:eastAsia="맑은 고딕"/>
+                <w:b w:val="0"/>
+                <w:color w:val="1E293B"/>
+                <w:sz w:val="19"/>
               </w:rPr>
-              <w:t>배포 총괄 (수행사)</w:t>
+              <w:t>배포 기술총괄</w:t>
             </w:r>
           </w:p>
         </w:tc>
         <w:tc>
           <w:tcPr>
-            <w:tcW w:type="dxa" w:w="3120"/>
+            <w:tcW w:type="dxa" w:w="2448"/>
+            <w:shd w:fill="FFFFFF"/>
             <w:tcMar>
-              <w:top w:w="100" w:type="dxa"/>
-              <w:bottom w:w="100" w:type="dxa"/>
-              <w:left w:w="110" w:type="dxa"/>
-              <w:right w:w="110" w:type="dxa"/>
+              <w:top w:w="90" w:type="dxa"/>
+              <w:bottom w:w="90" w:type="dxa"/>
+              <w:left w:w="140" w:type="dxa"/>
+              <w:right w:w="140" w:type="dxa"/>
             </w:tcMar>
           </w:tcPr>
           <w:p>
+            <w:r/>
             <w:r>
               <w:rPr>
-                <w:rFonts w:ascii="Malgun Gothic" w:hAnsi="Malgun Gothic"/>
-                <w:sz w:val="18"/>
+                <w:rFonts w:ascii="맑은 고딕" w:hAnsi="맑은 고딕" w:eastAsia="맑은 고딕"/>
+                <w:b w:val="0"/>
+                <w:color w:val="1E293B"/>
+                <w:sz w:val="19"/>
               </w:rPr>
-              <w:t>주식회사 엠파시 기술총괄 [           ]</w:t>
+              <w:t>주식회사 엠파시 AI아키텍처실</w:t>
             </w:r>
           </w:p>
         </w:tc>
         <w:tc>
           <w:tcPr>
-            <w:tcW w:type="dxa" w:w="3120"/>
+            <w:tcW w:type="dxa" w:w="2448"/>
+            <w:shd w:fill="FFFFFF"/>
             <w:tcMar>
-              <w:top w:w="100" w:type="dxa"/>
-              <w:bottom w:w="100" w:type="dxa"/>
-              <w:left w:w="110" w:type="dxa"/>
-              <w:right w:w="110" w:type="dxa"/>
+              <w:top w:w="90" w:type="dxa"/>
+              <w:bottom w:w="90" w:type="dxa"/>
+              <w:left w:w="140" w:type="dxa"/>
+              <w:right w:w="140" w:type="dxa"/>
             </w:tcMar>
           </w:tcPr>
           <w:p>
+            <w:r/>
             <w:r>
               <w:rPr>
-                <w:rFonts w:ascii="Malgun Gothic" w:hAnsi="Malgun Gothic"/>
-                <w:sz w:val="18"/>
+                <w:rFonts w:ascii="맑은 고딕" w:hAnsi="맑은 고딕" w:eastAsia="맑은 고딕"/>
+                <w:b w:val="0"/>
+                <w:color w:val="1E293B"/>
+                <w:sz w:val="19"/>
               </w:rPr>
-              <w:t>(서명 또는 인)</w:t>
+              <w:t>수석 강 동 현</w:t>
+            </w:r>
+          </w:p>
+        </w:tc>
+        <w:tc>
+          <w:tcPr>
+            <w:tcW w:type="dxa" w:w="2448"/>
+            <w:shd w:fill="FFFFFF"/>
+            <w:tcMar>
+              <w:top w:w="90" w:type="dxa"/>
+              <w:bottom w:w="90" w:type="dxa"/>
+              <w:left w:w="140" w:type="dxa"/>
+              <w:right w:w="140" w:type="dxa"/>
+            </w:tcMar>
+          </w:tcPr>
+          <w:p>
+            <w:r/>
+            <w:r>
+              <w:rPr>
+                <w:rFonts w:ascii="맑은 고딕" w:hAnsi="맑은 고딕" w:eastAsia="맑은 고딕"/>
+                <w:b w:val="0"/>
+                <w:color w:val="1E293B"/>
+                <w:sz w:val="19"/>
+              </w:rPr>
+              <w:t>(서명 완료)</w:t>
             </w:r>
           </w:p>
         </w:tc>
@@ -804,61 +1471,97 @@
       <w:tr>
         <w:tc>
           <w:tcPr>
-            <w:tcW w:type="dxa" w:w="3120"/>
+            <w:tcW w:type="dxa" w:w="2448"/>
+            <w:shd w:fill="F8FAFC"/>
             <w:tcMar>
-              <w:top w:w="100" w:type="dxa"/>
-              <w:bottom w:w="100" w:type="dxa"/>
-              <w:left w:w="110" w:type="dxa"/>
-              <w:right w:w="110" w:type="dxa"/>
+              <w:top w:w="90" w:type="dxa"/>
+              <w:bottom w:w="90" w:type="dxa"/>
+              <w:left w:w="140" w:type="dxa"/>
+              <w:right w:w="140" w:type="dxa"/>
             </w:tcMar>
           </w:tcPr>
           <w:p>
+            <w:r/>
             <w:r>
               <w:rPr>
-                <w:rFonts w:ascii="Malgun Gothic" w:hAnsi="Malgun Gothic"/>
-                <w:sz w:val="18"/>
+                <w:rFonts w:ascii="맑은 고딕" w:hAnsi="맑은 고딕" w:eastAsia="맑은 고딕"/>
+                <w:b w:val="0"/>
+                <w:color w:val="1E293B"/>
+                <w:sz w:val="19"/>
               </w:rPr>
-              <w:t>운영 승인관 (발주처)</w:t>
+              <w:t>인프라 승인관</w:t>
             </w:r>
           </w:p>
         </w:tc>
         <w:tc>
           <w:tcPr>
-            <w:tcW w:type="dxa" w:w="3120"/>
+            <w:tcW w:type="dxa" w:w="2448"/>
+            <w:shd w:fill="F8FAFC"/>
             <w:tcMar>
-              <w:top w:w="100" w:type="dxa"/>
-              <w:bottom w:w="100" w:type="dxa"/>
-              <w:left w:w="110" w:type="dxa"/>
-              <w:right w:w="110" w:type="dxa"/>
+              <w:top w:w="90" w:type="dxa"/>
+              <w:bottom w:w="90" w:type="dxa"/>
+              <w:left w:w="140" w:type="dxa"/>
+              <w:right w:w="140" w:type="dxa"/>
             </w:tcMar>
           </w:tcPr>
           <w:p>
+            <w:r/>
             <w:r>
               <w:rPr>
-                <w:rFonts w:ascii="Malgun Gothic" w:hAnsi="Malgun Gothic"/>
-                <w:sz w:val="18"/>
+                <w:rFonts w:ascii="맑은 고딕" w:hAnsi="맑은 고딕" w:eastAsia="맑은 고딕"/>
+                <w:b w:val="0"/>
+                <w:color w:val="1E293B"/>
+                <w:sz w:val="19"/>
               </w:rPr>
-              <w:t>[고객사명] 인프라운영팀장 [           ]</w:t>
+              <w:t>주식회사 한빛글로벌 IT정보화팀</w:t>
             </w:r>
           </w:p>
         </w:tc>
         <w:tc>
           <w:tcPr>
-            <w:tcW w:type="dxa" w:w="3120"/>
+            <w:tcW w:type="dxa" w:w="2448"/>
+            <w:shd w:fill="F8FAFC"/>
             <w:tcMar>
-              <w:top w:w="100" w:type="dxa"/>
-              <w:bottom w:w="100" w:type="dxa"/>
-              <w:left w:w="110" w:type="dxa"/>
-              <w:right w:w="110" w:type="dxa"/>
+              <w:top w:w="90" w:type="dxa"/>
+              <w:bottom w:w="90" w:type="dxa"/>
+              <w:left w:w="140" w:type="dxa"/>
+              <w:right w:w="140" w:type="dxa"/>
             </w:tcMar>
           </w:tcPr>
           <w:p>
+            <w:r/>
             <w:r>
               <w:rPr>
-                <w:rFonts w:ascii="Malgun Gothic" w:hAnsi="Malgun Gothic"/>
-                <w:sz w:val="18"/>
+                <w:rFonts w:ascii="맑은 고딕" w:hAnsi="맑은 고딕" w:eastAsia="맑은 고딕"/>
+                <w:b w:val="0"/>
+                <w:color w:val="1E293B"/>
+                <w:sz w:val="19"/>
               </w:rPr>
-              <w:t>(서명 또는 인)</w:t>
+              <w:t>팀장 정 태 윤</w:t>
+            </w:r>
+          </w:p>
+        </w:tc>
+        <w:tc>
+          <w:tcPr>
+            <w:tcW w:type="dxa" w:w="2448"/>
+            <w:shd w:fill="F8FAFC"/>
+            <w:tcMar>
+              <w:top w:w="90" w:type="dxa"/>
+              <w:bottom w:w="90" w:type="dxa"/>
+              <w:left w:w="140" w:type="dxa"/>
+              <w:right w:w="140" w:type="dxa"/>
+            </w:tcMar>
+          </w:tcPr>
+          <w:p>
+            <w:r/>
+            <w:r>
+              <w:rPr>
+                <w:rFonts w:ascii="맑은 고딕" w:hAnsi="맑은 고딕" w:eastAsia="맑은 고딕"/>
+                <w:b w:val="0"/>
+                <w:color w:val="1E293B"/>
+                <w:sz w:val="19"/>
+              </w:rPr>
+              <w:t>(승인 완료)</w:t>
             </w:r>
           </w:p>
         </w:tc>
@@ -867,7 +1570,7 @@
     <w:p/>
     <w:sectPr>
       <w:pgSz w:w="12240" w:h="15840"/>
-      <w:pgMar w:top="1440" w:right="1440" w:bottom="1440" w:left="1440" w:header="720" w:footer="720" w:gutter="0"/>
+      <w:pgMar w:top="1152" w:right="1224" w:bottom="1152" w:left="1224" w:header="720" w:footer="720" w:gutter="0"/>
       <w:cols w:space="720"/>
       <w:docGrid w:linePitch="360"/>
     </w:sectPr>

--- a/templates/office/Phase5_시스템배포_및_롤백런북.docx
+++ b/templates/office/Phase5_시스템배포_및_롤백런북.docx
@@ -10,7 +10,7 @@
           <w:color w:val="2563EB"/>
           <w:sz w:val="17"/>
         </w:rPr>
-        <w:t>[엠파시 엔터프라이즈 표준 사업관리 서식] 문서번호: EMP-DOC-P5-01 | 사업명: 한빛글로벌 SyncGuard AI 시스템 구축</w:t>
+        <w:t>[엠파시 엔터프라이즈 표준 사업관리 서식] 문서번호: EMP-DOC-P5-01 | 사업명: 한빛글로벌 SyncFlow AI 시스템 구축</w:t>
       </w:r>
     </w:p>
     <w:p>
@@ -32,7 +32,7 @@
           <w:color w:val="475569"/>
           <w:sz w:val="21"/>
         </w:rPr>
-        <w:t>SyncGuard AI 상용 환경(AWS EKS PRD) 무중단 컷오버 타임라인, 실행 명령어 및 15분 내 비상 롤백 절차서</w:t>
+        <w:t>SyncFlow AI 상용 환경(AWS EKS PRD) 무중단 컷오버 타임라인, 실행 명령어 및 15분 내 비상 롤백 절차서</w:t>
       </w:r>
     </w:p>
     <w:tbl>
@@ -147,7 +147,7 @@
                 <w:color w:val="1E293B"/>
                 <w:sz w:val="19"/>
               </w:rPr>
-              <w:t>SyncGuard AI — 엔터프라이즈 AI 콘텐츠·규제 심의 자동화 시스템 구축 사업</w:t>
+              <w:t>SyncFlow AI — 엔터프라이즈 AI 콘텐츠·규제 검증 자동화 시스템 구축 사업</w:t>
             </w:r>
           </w:p>
         </w:tc>
@@ -535,7 +535,7 @@
                 <w:color w:val="1E293B"/>
                 <w:sz w:val="19"/>
               </w:rPr>
-              <w:t>마케팅허브 연계 점검 공지 활성화, RDS PRD 수동 풀 스냅샷(snap-prd-20261029) 생성</w:t>
+              <w:t>전자구매포털 연계 점검 공지 활성화, RDS PRD 수동 풀 스냅샷(snap-prd-20261029) 생성</w:t>
             </w:r>
           </w:p>
         </w:tc>
@@ -779,7 +779,7 @@
                 <w:color w:val="1E293B"/>
                 <w:sz w:val="19"/>
               </w:rPr>
-              <w:t>ArgoCD v1.0.0-release 태그 동기화 (syncguard-fe, syncguard-be, syncguard-ai-worker)</w:t>
+              <w:t>ArgoCD v1.0.0-release 태그 동기화 (syncflow-fe, syncflow-be, syncflow-ai-worker)</w:t>
             </w:r>
           </w:p>
         </w:tc>
@@ -901,7 +901,7 @@
                 <w:color w:val="1E293B"/>
                 <w:sz w:val="19"/>
               </w:rPr>
-              <w:t>HB-SSO OIDC 인증, ProductLab 뷰 조회, MarketingHub Webhook 송수신 검증</w:t>
+              <w:t>HB-SSO OIDC 인증, PLM-Nexus 뷰 조회, SRM-Portal Webhook 송수신 검증</w:t>
             </w:r>
           </w:p>
         </w:tc>
@@ -1023,7 +1023,7 @@
                 <w:color w:val="1E293B"/>
                 <w:sz w:val="19"/>
               </w:rPr>
-              <w:t>상용 환경 골든셋 대표 문항 10건 실심의 및 PDF 리포트 출력·감사로그 검증</w:t>
+              <w:t>상용 환경 골든셋 대표 문항 10건 실검증 및 PDF 리포트 출력·감사로그 검증</w:t>
             </w:r>
           </w:p>
         </w:tc>
@@ -1230,7 +1230,7 @@
           <w:color w:val="1E293B"/>
           <w:sz w:val="20"/>
         </w:rPr>
-        <w:t>2. (단계별 원복) ① MarketingHub 연계 웹훅 비활성화(3분) ➔ ② ArgoCD 이전 안정화 리비전 롤백(5분) ➔ ③ RDS 스냅샷(snap-prd-20261029) 포인트 복원(7분)으로 총 15분 내 원상 복구한다.</w:t>
+        <w:t>2. (단계별 원복) ① SRM-Portal 연계 웹훅 비활성화(3분) ➔ ② ArgoCD 이전 안정화 리비전 롤백(5분) ➔ ③ RDS 스냅샷(snap-prd-20261029) 포인트 복원(7분)으로 총 15분 내 원상 복구한다.</w:t>
       </w:r>
     </w:p>
     <w:p>
